--- a/docs/capacitacion/guion youtube/anteriores-6-videos/video-4-entrenamiento-inferencia-y-neurona/video-4-entrenamiento-inferencia-y-neurona.docx
+++ b/docs/capacitacion/guion youtube/anteriores-6-videos/video-4-entrenamiento-inferencia-y-neurona/video-4-entrenamiento-inferencia-y-neurona.docx
@@ -34,7 +34,7 @@
           <w:b/>
           <w:color w:val="1F4E9A"/>
         </w:rPr>
-        <w:t>[Diapositiva · Entrenamiento aparte, inferencia en el servidor]</w:t>
+        <w:t>[Diapositiva 1 · Entrenamiento aparte, inferencia en el servidor]</w:t>
       </w:r>
     </w:p>
     <w:p>
@@ -100,7 +100,7 @@
           <w:b/>
           <w:color w:val="1F4E9A"/>
         </w:rPr>
-        <w:t>[Diapositiva · Entrenamiento]</w:t>
+        <w:t>[Diapositiva 2 · Entrenamiento]</w:t>
       </w:r>
     </w:p>
     <w:p>
@@ -146,7 +146,7 @@
           <w:b/>
           <w:color w:val="1F4E9A"/>
         </w:rPr>
-        <w:t>[Diapositiva · Inferencia]</w:t>
+        <w:t>[Diapositiva 3 · Inferencia]</w:t>
       </w:r>
     </w:p>
     <w:p>
@@ -192,7 +192,7 @@
           <w:b/>
           <w:color w:val="1F4E9A"/>
         </w:rPr>
-        <w:t>[Diapositiva · Fundamentos de redes neuronales]</w:t>
+        <w:t>[Diapositiva 4 · Fundamentos de redes neuronales]</w:t>
       </w:r>
     </w:p>
     <w:p>
@@ -233,7 +233,7 @@
           <w:b/>
           <w:color w:val="1F4E9A"/>
         </w:rPr>
-        <w:t>[Diapositiva · El primer intento: el umbral]</w:t>
+        <w:t>[Diapositiva 5 · El primer intento: el umbral]</w:t>
       </w:r>
     </w:p>
     <w:p>
@@ -299,7 +299,7 @@
           <w:b/>
           <w:color w:val="1F4E9A"/>
         </w:rPr>
-        <w:t>[Diapositiva · Una red neuronal no entiende]</w:t>
+        <w:t>[Diapositiva 6 · Una red neuronal no entiende]</w:t>
       </w:r>
     </w:p>
     <w:p>
@@ -350,7 +350,7 @@
           <w:b/>
           <w:color w:val="1F4E9A"/>
         </w:rPr>
-        <w:t>[Diapositiva · Del umbral a la red: qué cambia]</w:t>
+        <w:t>[Diapositiva 7 · Del umbral a la red: qué cambia]</w:t>
       </w:r>
     </w:p>
     <w:p>
@@ -401,7 +401,7 @@
           <w:b/>
           <w:color w:val="1F4E9A"/>
         </w:rPr>
-        <w:t>[Diapositiva · La neurona artificial]</w:t>
+        <w:t>[Diapositiva 8 · La neurona artificial]</w:t>
       </w:r>
     </w:p>
     <w:p>
@@ -477,7 +477,7 @@
           <w:b/>
           <w:color w:val="1F4E9A"/>
         </w:rPr>
-        <w:t>[Diapositiva · El sesgo, con un ejemplo]</w:t>
+        <w:t>[Diapositiva 9 · El sesgo, con un ejemplo]</w:t>
       </w:r>
     </w:p>
     <w:p>

--- a/docs/capacitacion/guion youtube/anteriores-6-videos/video-4-entrenamiento-inferencia-y-neurona/video-4-entrenamiento-inferencia-y-neurona.docx
+++ b/docs/capacitacion/guion youtube/anteriores-6-videos/video-4-entrenamiento-inferencia-y-neurona/video-4-entrenamiento-inferencia-y-neurona.docx
@@ -91,7 +91,7 @@
     </w:p>
     <w:p>
       <w:r>
-        <w:t>Una pregunta que suele salir: ¿el modelo sigue aprendiendo mientras la gente lo usa? No. Durante la inferencia los pesos no cambian, y para mejorarlo hace falta entrenar otra versión con imágenes nuevas.</w:t>
+        <w:t>Una duda que conviene aclarar: ¿el modelo sigue aprendiendo mientras la gente lo usa? No. Durante la inferencia los pesos no cambian, y para mejorarlo hace falta entrenar otra versión con imágenes nuevas.</w:t>
       </w:r>
     </w:p>
     <w:p>
